--- a/Biooil_Data_ML_Submission_Packages/01_Bioresource_Technology/07_DECLARATIONS.docx
+++ b/Biooil_Data_ML_Submission_Packages/01_Bioresource_Technology/07_DECLARATIONS.docx
@@ -559,7 +559,7 @@
     <w:link w:val="Balk1Char"/>
     <w:uiPriority w:val="9"/>
     <w:qFormat/>
-    <w:rsid w:val="00A733E5"/>
+    <w:rsid w:val="00BF7F58"/>
     <w:pPr>
       <w:keepNext/>
       <w:keepLines/>
@@ -581,7 +581,7 @@
     <w:uiPriority w:val="9"/>
     <w:unhideWhenUsed/>
     <w:qFormat/>
-    <w:rsid w:val="00A733E5"/>
+    <w:rsid w:val="00BF7F58"/>
     <w:pPr>
       <w:keepNext/>
       <w:keepLines/>
@@ -604,7 +604,7 @@
     <w:semiHidden/>
     <w:unhideWhenUsed/>
     <w:qFormat/>
-    <w:rsid w:val="00A733E5"/>
+    <w:rsid w:val="00BF7F58"/>
     <w:pPr>
       <w:keepNext/>
       <w:keepLines/>
@@ -627,7 +627,7 @@
     <w:semiHidden/>
     <w:unhideWhenUsed/>
     <w:qFormat/>
-    <w:rsid w:val="00A733E5"/>
+    <w:rsid w:val="00BF7F58"/>
     <w:pPr>
       <w:keepNext/>
       <w:keepLines/>
@@ -650,7 +650,7 @@
     <w:semiHidden/>
     <w:unhideWhenUsed/>
     <w:qFormat/>
-    <w:rsid w:val="00A733E5"/>
+    <w:rsid w:val="00BF7F58"/>
     <w:pPr>
       <w:keepNext/>
       <w:keepLines/>
@@ -671,7 +671,7 @@
     <w:semiHidden/>
     <w:unhideWhenUsed/>
     <w:qFormat/>
-    <w:rsid w:val="00A733E5"/>
+    <w:rsid w:val="00BF7F58"/>
     <w:pPr>
       <w:keepNext/>
       <w:keepLines/>
@@ -694,7 +694,7 @@
     <w:semiHidden/>
     <w:unhideWhenUsed/>
     <w:qFormat/>
-    <w:rsid w:val="00A733E5"/>
+    <w:rsid w:val="00BF7F58"/>
     <w:pPr>
       <w:keepNext/>
       <w:keepLines/>
@@ -715,7 +715,7 @@
     <w:semiHidden/>
     <w:unhideWhenUsed/>
     <w:qFormat/>
-    <w:rsid w:val="00A733E5"/>
+    <w:rsid w:val="00BF7F58"/>
     <w:pPr>
       <w:keepNext/>
       <w:keepLines/>
@@ -738,7 +738,7 @@
     <w:semiHidden/>
     <w:unhideWhenUsed/>
     <w:qFormat/>
-    <w:rsid w:val="00A733E5"/>
+    <w:rsid w:val="00BF7F58"/>
     <w:pPr>
       <w:keepNext/>
       <w:keepLines/>
@@ -782,7 +782,7 @@
     <w:basedOn w:val="VarsaylanParagrafYazTipi"/>
     <w:link w:val="Balk1"/>
     <w:uiPriority w:val="9"/>
-    <w:rsid w:val="00A733E5"/>
+    <w:rsid w:val="00BF7F58"/>
     <w:rPr>
       <w:rFonts w:asciiTheme="majorHAnsi" w:eastAsiaTheme="majorEastAsia" w:hAnsiTheme="majorHAnsi" w:cstheme="majorBidi"/>
       <w:color w:val="2F5496" w:themeColor="accent1" w:themeShade="BF"/>
@@ -795,7 +795,7 @@
     <w:basedOn w:val="VarsaylanParagrafYazTipi"/>
     <w:link w:val="Balk2"/>
     <w:uiPriority w:val="9"/>
-    <w:rsid w:val="00A733E5"/>
+    <w:rsid w:val="00BF7F58"/>
     <w:rPr>
       <w:rFonts w:asciiTheme="majorHAnsi" w:eastAsiaTheme="majorEastAsia" w:hAnsiTheme="majorHAnsi" w:cstheme="majorBidi"/>
       <w:color w:val="2F5496" w:themeColor="accent1" w:themeShade="BF"/>
@@ -809,7 +809,7 @@
     <w:link w:val="Balk3"/>
     <w:uiPriority w:val="9"/>
     <w:semiHidden/>
-    <w:rsid w:val="00A733E5"/>
+    <w:rsid w:val="00BF7F58"/>
     <w:rPr>
       <w:rFonts w:eastAsiaTheme="majorEastAsia" w:cstheme="majorBidi"/>
       <w:color w:val="2F5496" w:themeColor="accent1" w:themeShade="BF"/>
@@ -823,7 +823,7 @@
     <w:link w:val="Balk4"/>
     <w:uiPriority w:val="9"/>
     <w:semiHidden/>
-    <w:rsid w:val="00A733E5"/>
+    <w:rsid w:val="00BF7F58"/>
     <w:rPr>
       <w:rFonts w:eastAsiaTheme="majorEastAsia" w:cstheme="majorBidi"/>
       <w:i/>
@@ -837,7 +837,7 @@
     <w:link w:val="Balk5"/>
     <w:uiPriority w:val="9"/>
     <w:semiHidden/>
-    <w:rsid w:val="00A733E5"/>
+    <w:rsid w:val="00BF7F58"/>
     <w:rPr>
       <w:rFonts w:eastAsiaTheme="majorEastAsia" w:cstheme="majorBidi"/>
       <w:color w:val="2F5496" w:themeColor="accent1" w:themeShade="BF"/>
@@ -849,7 +849,7 @@
     <w:link w:val="Balk6"/>
     <w:uiPriority w:val="9"/>
     <w:semiHidden/>
-    <w:rsid w:val="00A733E5"/>
+    <w:rsid w:val="00BF7F58"/>
     <w:rPr>
       <w:rFonts w:eastAsiaTheme="majorEastAsia" w:cstheme="majorBidi"/>
       <w:i/>
@@ -863,7 +863,7 @@
     <w:link w:val="Balk7"/>
     <w:uiPriority w:val="9"/>
     <w:semiHidden/>
-    <w:rsid w:val="00A733E5"/>
+    <w:rsid w:val="00BF7F58"/>
     <w:rPr>
       <w:rFonts w:eastAsiaTheme="majorEastAsia" w:cstheme="majorBidi"/>
       <w:color w:val="595959" w:themeColor="text1" w:themeTint="A6"/>
@@ -875,7 +875,7 @@
     <w:link w:val="Balk8"/>
     <w:uiPriority w:val="9"/>
     <w:semiHidden/>
-    <w:rsid w:val="00A733E5"/>
+    <w:rsid w:val="00BF7F58"/>
     <w:rPr>
       <w:rFonts w:eastAsiaTheme="majorEastAsia" w:cstheme="majorBidi"/>
       <w:i/>
@@ -889,7 +889,7 @@
     <w:link w:val="Balk9"/>
     <w:uiPriority w:val="9"/>
     <w:semiHidden/>
-    <w:rsid w:val="00A733E5"/>
+    <w:rsid w:val="00BF7F58"/>
     <w:rPr>
       <w:rFonts w:eastAsiaTheme="majorEastAsia" w:cstheme="majorBidi"/>
       <w:color w:val="272727" w:themeColor="text1" w:themeTint="D8"/>
@@ -902,7 +902,7 @@
     <w:link w:val="KonuBalChar"/>
     <w:uiPriority w:val="10"/>
     <w:qFormat/>
-    <w:rsid w:val="00A733E5"/>
+    <w:rsid w:val="00BF7F58"/>
     <w:pPr>
       <w:spacing w:after="80" w:line="240" w:lineRule="auto"/>
       <w:contextualSpacing/>
@@ -920,7 +920,7 @@
     <w:basedOn w:val="VarsaylanParagrafYazTipi"/>
     <w:link w:val="KonuBal"/>
     <w:uiPriority w:val="10"/>
-    <w:rsid w:val="00A733E5"/>
+    <w:rsid w:val="00BF7F58"/>
     <w:rPr>
       <w:rFonts w:asciiTheme="majorHAnsi" w:eastAsiaTheme="majorEastAsia" w:hAnsiTheme="majorHAnsi" w:cstheme="majorBidi"/>
       <w:spacing w:val="-10"/>
@@ -936,7 +936,7 @@
     <w:link w:val="AltyazChar"/>
     <w:uiPriority w:val="11"/>
     <w:qFormat/>
-    <w:rsid w:val="00A733E5"/>
+    <w:rsid w:val="00BF7F58"/>
     <w:pPr>
       <w:numPr>
         <w:ilvl w:val="1"/>
@@ -955,7 +955,7 @@
     <w:basedOn w:val="VarsaylanParagrafYazTipi"/>
     <w:link w:val="Altyaz"/>
     <w:uiPriority w:val="11"/>
-    <w:rsid w:val="00A733E5"/>
+    <w:rsid w:val="00BF7F58"/>
     <w:rPr>
       <w:rFonts w:eastAsiaTheme="majorEastAsia" w:cstheme="majorBidi"/>
       <w:color w:val="595959" w:themeColor="text1" w:themeTint="A6"/>
@@ -971,7 +971,7 @@
     <w:link w:val="AlntChar"/>
     <w:uiPriority w:val="29"/>
     <w:qFormat/>
-    <w:rsid w:val="00A733E5"/>
+    <w:rsid w:val="00BF7F58"/>
     <w:pPr>
       <w:spacing w:before="160"/>
       <w:jc w:val="center"/>
@@ -987,7 +987,7 @@
     <w:basedOn w:val="VarsaylanParagrafYazTipi"/>
     <w:link w:val="Alnt"/>
     <w:uiPriority w:val="29"/>
-    <w:rsid w:val="00A733E5"/>
+    <w:rsid w:val="00BF7F58"/>
     <w:rPr>
       <w:i/>
       <w:iCs/>
@@ -999,7 +999,7 @@
     <w:basedOn w:val="Normal"/>
     <w:uiPriority w:val="34"/>
     <w:qFormat/>
-    <w:rsid w:val="00A733E5"/>
+    <w:rsid w:val="00BF7F58"/>
     <w:pPr>
       <w:ind w:left="720"/>
       <w:contextualSpacing/>
@@ -1010,7 +1010,7 @@
     <w:basedOn w:val="VarsaylanParagrafYazTipi"/>
     <w:uiPriority w:val="21"/>
     <w:qFormat/>
-    <w:rsid w:val="00A733E5"/>
+    <w:rsid w:val="00BF7F58"/>
     <w:rPr>
       <w:i/>
       <w:iCs/>
@@ -1024,7 +1024,7 @@
     <w:link w:val="GlAlntChar"/>
     <w:uiPriority w:val="30"/>
     <w:qFormat/>
-    <w:rsid w:val="00A733E5"/>
+    <w:rsid w:val="00BF7F58"/>
     <w:pPr>
       <w:pBdr>
         <w:top w:val="single" w:sz="4" w:space="10" w:color="2F5496" w:themeColor="accent1" w:themeShade="BF"/>
@@ -1045,7 +1045,7 @@
     <w:basedOn w:val="VarsaylanParagrafYazTipi"/>
     <w:link w:val="GlAlnt"/>
     <w:uiPriority w:val="30"/>
-    <w:rsid w:val="00A733E5"/>
+    <w:rsid w:val="00BF7F58"/>
     <w:rPr>
       <w:i/>
       <w:iCs/>
@@ -1057,7 +1057,7 @@
     <w:basedOn w:val="VarsaylanParagrafYazTipi"/>
     <w:uiPriority w:val="32"/>
     <w:qFormat/>
-    <w:rsid w:val="00A733E5"/>
+    <w:rsid w:val="00BF7F58"/>
     <w:rPr>
       <w:b/>
       <w:bCs/>
